--- a/klagomål/A 6890-2026 FSC-klagomål.docx
+++ b/klagomål/A 6890-2026 FSC-klagomål.docx
@@ -774,7 +774,7 @@
     <w:r>
       <w:tab/>
       <w:tab/>
-      <w:t>2026-09-14</w:t>
+      <w:t>2026-09-15</w:t>
       <w:br/>
       <w:br/>
     </w:r>

--- a/klagomål/A 6890-2026 FSC-klagomål.docx
+++ b/klagomål/A 6890-2026 FSC-klagomål.docx
@@ -774,7 +774,7 @@
     <w:r>
       <w:tab/>
       <w:tab/>
-      <w:t>2026-09-15</w:t>
+      <w:t>2026-09-16</w:t>
       <w:br/>
       <w:br/>
     </w:r>

--- a/klagomål/A 6890-2026 FSC-klagomål.docx
+++ b/klagomål/A 6890-2026 FSC-klagomål.docx
@@ -774,7 +774,7 @@
     <w:r>
       <w:tab/>
       <w:tab/>
-      <w:t>2026-09-16</w:t>
+      <w:t>2026-09-17</w:t>
       <w:br/>
       <w:br/>
     </w:r>

--- a/klagomål/A 6890-2026 FSC-klagomål.docx
+++ b/klagomål/A 6890-2026 FSC-klagomål.docx
@@ -774,7 +774,7 @@
     <w:r>
       <w:tab/>
       <w:tab/>
-      <w:t>2026-09-17</w:t>
+      <w:t>2026-09-18</w:t>
       <w:br/>
       <w:br/>
     </w:r>

--- a/klagomål/A 6890-2026 FSC-klagomål.docx
+++ b/klagomål/A 6890-2026 FSC-klagomål.docx
@@ -774,7 +774,7 @@
     <w:r>
       <w:tab/>
       <w:tab/>
-      <w:t>2026-09-18</w:t>
+      <w:t>2026-09-19</w:t>
       <w:br/>
       <w:br/>
     </w:r>

--- a/klagomål/A 6890-2026 FSC-klagomål.docx
+++ b/klagomål/A 6890-2026 FSC-klagomål.docx
@@ -774,7 +774,7 @@
     <w:r>
       <w:tab/>
       <w:tab/>
-      <w:t>2026-09-19</w:t>
+      <w:t>2026-09-21</w:t>
       <w:br/>
       <w:br/>
     </w:r>

--- a/klagomål/A 6890-2026 FSC-klagomål.docx
+++ b/klagomål/A 6890-2026 FSC-klagomål.docx
@@ -774,7 +774,7 @@
     <w:r>
       <w:tab/>
       <w:tab/>
-      <w:t>2026-09-21</w:t>
+      <w:t>2026-09-23</w:t>
       <w:br/>
       <w:br/>
     </w:r>

--- a/klagomål/A 6890-2026 FSC-klagomål.docx
+++ b/klagomål/A 6890-2026 FSC-klagomål.docx
@@ -774,7 +774,7 @@
     <w:r>
       <w:tab/>
       <w:tab/>
-      <w:t>2026-09-23</w:t>
+      <w:t>2026-09-24</w:t>
       <w:br/>
       <w:br/>
     </w:r>

--- a/klagomål/A 6890-2026 FSC-klagomål.docx
+++ b/klagomål/A 6890-2026 FSC-klagomål.docx
@@ -774,7 +774,7 @@
     <w:r>
       <w:tab/>
       <w:tab/>
-      <w:t>2026-09-24</w:t>
+      <w:t>2026-09-25</w:t>
       <w:br/>
       <w:br/>
     </w:r>

--- a/klagomål/A 6890-2026 FSC-klagomål.docx
+++ b/klagomål/A 6890-2026 FSC-klagomål.docx
@@ -774,7 +774,7 @@
     <w:r>
       <w:tab/>
       <w:tab/>
-      <w:t>2026-09-25</w:t>
+      <w:t>2026-09-26</w:t>
       <w:br/>
       <w:br/>
     </w:r>

--- a/klagomål/A 6890-2026 FSC-klagomål.docx
+++ b/klagomål/A 6890-2026 FSC-klagomål.docx
@@ -774,7 +774,7 @@
     <w:r>
       <w:tab/>
       <w:tab/>
-      <w:t>2026-09-26</w:t>
+      <w:t>2026-09-27</w:t>
       <w:br/>
       <w:br/>
     </w:r>

--- a/klagomål/A 6890-2026 FSC-klagomål.docx
+++ b/klagomål/A 6890-2026 FSC-klagomål.docx
@@ -774,7 +774,7 @@
     <w:r>
       <w:tab/>
       <w:tab/>
-      <w:t>2026-09-27</w:t>
+      <w:t>2026-09-28</w:t>
       <w:br/>
       <w:br/>
     </w:r>

--- a/klagomål/A 6890-2026 FSC-klagomål.docx
+++ b/klagomål/A 6890-2026 FSC-klagomål.docx
@@ -774,7 +774,7 @@
     <w:r>
       <w:tab/>
       <w:tab/>
-      <w:t>2026-09-28</w:t>
+      <w:t>2026-09-29</w:t>
       <w:br/>
       <w:br/>
     </w:r>

--- a/klagomål/A 6890-2026 FSC-klagomål.docx
+++ b/klagomål/A 6890-2026 FSC-klagomål.docx
@@ -774,7 +774,7 @@
     <w:r>
       <w:tab/>
       <w:tab/>
-      <w:t>2026-09-29</w:t>
+      <w:t>2026-09-30</w:t>
       <w:br/>
       <w:br/>
     </w:r>

--- a/klagomål/A 6890-2026 FSC-klagomål.docx
+++ b/klagomål/A 6890-2026 FSC-klagomål.docx
@@ -774,7 +774,7 @@
     <w:r>
       <w:tab/>
       <w:tab/>
-      <w:t>2026-09-30</w:t>
+      <w:t>2026-10-01</w:t>
       <w:br/>
       <w:br/>
     </w:r>

--- a/klagomål/A 6890-2026 FSC-klagomål.docx
+++ b/klagomål/A 6890-2026 FSC-klagomål.docx
@@ -774,7 +774,7 @@
     <w:r>
       <w:tab/>
       <w:tab/>
-      <w:t>2026-10-01</w:t>
+      <w:t>2026-10-02</w:t>
       <w:br/>
       <w:br/>
     </w:r>

--- a/klagomål/A 6890-2026 FSC-klagomål.docx
+++ b/klagomål/A 6890-2026 FSC-klagomål.docx
@@ -774,7 +774,7 @@
     <w:r>
       <w:tab/>
       <w:tab/>
-      <w:t>2026-10-02</w:t>
+      <w:t>2026-10-03</w:t>
       <w:br/>
       <w:br/>
     </w:r>

--- a/klagomål/A 6890-2026 FSC-klagomål.docx
+++ b/klagomål/A 6890-2026 FSC-klagomål.docx
@@ -774,7 +774,7 @@
     <w:r>
       <w:tab/>
       <w:tab/>
-      <w:t>2026-10-03</w:t>
+      <w:t>2026-10-04</w:t>
       <w:br/>
       <w:br/>
     </w:r>

--- a/klagomål/A 6890-2026 FSC-klagomål.docx
+++ b/klagomål/A 6890-2026 FSC-klagomål.docx
@@ -774,7 +774,7 @@
     <w:r>
       <w:tab/>
       <w:tab/>
-      <w:t>2026-10-04</w:t>
+      <w:t>2026-10-05</w:t>
       <w:br/>
       <w:br/>
     </w:r>

--- a/klagomål/A 6890-2026 FSC-klagomål.docx
+++ b/klagomål/A 6890-2026 FSC-klagomål.docx
@@ -774,7 +774,7 @@
     <w:r>
       <w:tab/>
       <w:tab/>
-      <w:t>2026-10-05</w:t>
+      <w:t>2026-10-06</w:t>
       <w:br/>
       <w:br/>
     </w:r>

--- a/klagomål/A 6890-2026 FSC-klagomål.docx
+++ b/klagomål/A 6890-2026 FSC-klagomål.docx
@@ -774,7 +774,7 @@
     <w:r>
       <w:tab/>
       <w:tab/>
-      <w:t>2026-10-06</w:t>
+      <w:t>2026-10-07</w:t>
       <w:br/>
       <w:br/>
     </w:r>

--- a/klagomål/A 6890-2026 FSC-klagomål.docx
+++ b/klagomål/A 6890-2026 FSC-klagomål.docx
@@ -774,7 +774,7 @@
     <w:r>
       <w:tab/>
       <w:tab/>
-      <w:t>2026-10-07</w:t>
+      <w:t>2026-10-08</w:t>
       <w:br/>
       <w:br/>
     </w:r>

--- a/klagomål/A 6890-2026 FSC-klagomål.docx
+++ b/klagomål/A 6890-2026 FSC-klagomål.docx
@@ -774,7 +774,7 @@
     <w:r>
       <w:tab/>
       <w:tab/>
-      <w:t>2026-10-08</w:t>
+      <w:t>2026-10-09</w:t>
       <w:br/>
       <w:br/>
     </w:r>

--- a/klagomål/A 6890-2026 FSC-klagomål.docx
+++ b/klagomål/A 6890-2026 FSC-klagomål.docx
@@ -774,7 +774,7 @@
     <w:r>
       <w:tab/>
       <w:tab/>
-      <w:t>2026-10-09</w:t>
+      <w:t>2026-10-10</w:t>
       <w:br/>
       <w:br/>
     </w:r>

--- a/klagomål/A 6890-2026 FSC-klagomål.docx
+++ b/klagomål/A 6890-2026 FSC-klagomål.docx
@@ -774,7 +774,7 @@
     <w:r>
       <w:tab/>
       <w:tab/>
-      <w:t>2026-10-10</w:t>
+      <w:t>2026-10-11</w:t>
       <w:br/>
       <w:br/>
     </w:r>

--- a/klagomål/A 6890-2026 FSC-klagomål.docx
+++ b/klagomål/A 6890-2026 FSC-klagomål.docx
@@ -774,7 +774,7 @@
     <w:r>
       <w:tab/>
       <w:tab/>
-      <w:t>2026-10-11</w:t>
+      <w:t>2026-10-12</w:t>
       <w:br/>
       <w:br/>
     </w:r>

--- a/klagomål/A 6890-2026 FSC-klagomål.docx
+++ b/klagomål/A 6890-2026 FSC-klagomål.docx
@@ -774,7 +774,7 @@
     <w:r>
       <w:tab/>
       <w:tab/>
-      <w:t>2026-10-12</w:t>
+      <w:t>2026-10-13</w:t>
       <w:br/>
       <w:br/>
     </w:r>

--- a/klagomål/A 6890-2026 FSC-klagomål.docx
+++ b/klagomål/A 6890-2026 FSC-klagomål.docx
@@ -774,7 +774,7 @@
     <w:r>
       <w:tab/>
       <w:tab/>
-      <w:t>2026-10-13</w:t>
+      <w:t>2026-10-14</w:t>
       <w:br/>
       <w:br/>
     </w:r>

--- a/klagomål/A 6890-2026 FSC-klagomål.docx
+++ b/klagomål/A 6890-2026 FSC-klagomål.docx
@@ -774,7 +774,7 @@
     <w:r>
       <w:tab/>
       <w:tab/>
-      <w:t>2026-10-14</w:t>
+      <w:t>2026-10-15</w:t>
       <w:br/>
       <w:br/>
     </w:r>

--- a/klagomål/A 6890-2026 FSC-klagomål.docx
+++ b/klagomål/A 6890-2026 FSC-klagomål.docx
@@ -774,7 +774,7 @@
     <w:r>
       <w:tab/>
       <w:tab/>
-      <w:t>2026-10-15</w:t>
+      <w:t>2026-10-16</w:t>
       <w:br/>
       <w:br/>
     </w:r>

--- a/klagomål/A 6890-2026 FSC-klagomål.docx
+++ b/klagomål/A 6890-2026 FSC-klagomål.docx
@@ -774,7 +774,7 @@
     <w:r>
       <w:tab/>
       <w:tab/>
-      <w:t>2026-10-16</w:t>
+      <w:t>2026-10-17</w:t>
       <w:br/>
       <w:br/>
     </w:r>

--- a/klagomål/A 6890-2026 FSC-klagomål.docx
+++ b/klagomål/A 6890-2026 FSC-klagomål.docx
@@ -774,7 +774,7 @@
     <w:r>
       <w:tab/>
       <w:tab/>
-      <w:t>2026-10-17</w:t>
+      <w:t>2026-10-18</w:t>
       <w:br/>
       <w:br/>
     </w:r>

--- a/klagomål/A 6890-2026 FSC-klagomål.docx
+++ b/klagomål/A 6890-2026 FSC-klagomål.docx
@@ -774,7 +774,7 @@
     <w:r>
       <w:tab/>
       <w:tab/>
-      <w:t>2026-10-18</w:t>
+      <w:t>2026-10-19</w:t>
       <w:br/>
       <w:br/>
     </w:r>

--- a/klagomål/A 6890-2026 FSC-klagomål.docx
+++ b/klagomål/A 6890-2026 FSC-klagomål.docx
@@ -178,7 +178,7 @@
       <w:r>
         <w:drawing>
           <wp:inline xmlns:a="http://schemas.openxmlformats.org/drawingml/2006/main" xmlns:pic="http://schemas.openxmlformats.org/drawingml/2006/picture">
-            <wp:extent cx="5486400" cy="3763180"/>
+            <wp:extent cx="5486400" cy="3891385"/>
             <wp:docPr id="1" name="Picture 1"/>
             <wp:cNvGraphicFramePr>
               <a:graphicFrameLocks noChangeAspect="1"/>
@@ -199,7 +199,7 @@
                   <pic:spPr>
                     <a:xfrm>
                       <a:off x="0" y="0"/>
-                      <a:ext cx="5486400" cy="3763180"/>
+                      <a:ext cx="5486400" cy="3891385"/>
                     </a:xfrm>
                     <a:prstGeom prst="rect"/>
                   </pic:spPr>
@@ -221,7 +221,7 @@
     </w:p>
     <w:p>
       <w:r>
-        <w:t>I och inom 5 meter från avverkningsanmälan finns fynd av 3 naturvårdsarter, varav 2 är rödlistade, 3 är fridlysta och 1 är typisk (T): enkelbeckasin (NT, §4), entita (NT, T, §4) och gröngöling (§4). Se Figur 1.</w:t>
+        <w:t>I och inom 5 meter från avverkningsanmälan finns fynd av 9 naturvårdsarter, varav 2 är rödlistade, 3 är fridlysta och 7 är typiska (T): enkelbeckasin (NT, §4), entita (NT, T, §4), blåbär (T), ekorrbär (T), liljekonvalj (T), skogsstjärna (T), stjärnstarr (T), ängskovall (T) och gröngöling (§4). Se Figur 1.</w:t>
       </w:r>
     </w:p>
     <w:p>
@@ -265,6 +265,135 @@
       </w:r>
       <w:r>
         <w:t xml:space="preserve"> (Skogsstyrelsen, 2016, SLU Artdatabanken, 2021).</w:t>
+      </w:r>
+    </w:p>
+    <w:p>
+      <w:r>
+        <w:rPr>
+          <w:b/>
+        </w:rPr>
+        <w:t>Blåbär</w:t>
+      </w:r>
+      <w:r>
+        <w:t xml:space="preserve"> är typisk art för </w:t>
+      </w:r>
+      <w:r>
+        <w:rPr>
+          <w:i/>
+        </w:rPr>
+        <w:t>9190 Näringsfattig ekskog</w:t>
+      </w:r>
+      <w:r>
+        <w:t>. I naturskogar och kontinuitetsskogar är blåbär värdväxt för bland annat de rödlistade fjärilarna sibiriskt lundfly (EN), tajgafjällfly (EN), urskogsfly (EN), fjällskogsfly (VU), högnordiskt fjällfly (VU), baltiskt skogsfly (NT), gråpudrat skogsfly (NT), grå blåbärsfältmätare (NT) och skogsfältmätare (NT) (SLU Artdatabanken, 2026).</w:t>
+      </w:r>
+    </w:p>
+    <w:p>
+      <w:r>
+        <w:rPr>
+          <w:b/>
+        </w:rPr>
+        <w:t xml:space="preserve">Ekorrbär </w:t>
+      </w:r>
+      <w:r>
+        <w:t xml:space="preserve">är typisk art för </w:t>
+      </w:r>
+      <w:r>
+        <w:rPr>
+          <w:i/>
+        </w:rPr>
+        <w:t xml:space="preserve">9190 Näringsfattig ekskog </w:t>
+      </w:r>
+      <w:r>
+        <w:t>(SLU Artdatabanken, 2025).</w:t>
+      </w:r>
+    </w:p>
+    <w:p>
+      <w:r>
+        <w:rPr>
+          <w:b/>
+        </w:rPr>
+        <w:t>Liljekonvalj</w:t>
+      </w:r>
+      <w:r>
+        <w:t xml:space="preserve"> är typisk art för </w:t>
+      </w:r>
+      <w:r>
+        <w:rPr>
+          <w:i/>
+        </w:rPr>
+        <w:t>9190 Näringsfattig ekskog</w:t>
+      </w:r>
+      <w:r>
+        <w:t>. På liljekonvalj kan man hitta rostsvampen konvaljerost (NE) (SLU Artdatabanken, 2025).</w:t>
+      </w:r>
+    </w:p>
+    <w:p>
+      <w:r>
+        <w:rPr>
+          <w:b/>
+        </w:rPr>
+        <w:t xml:space="preserve">Skogsstjärna </w:t>
+      </w:r>
+      <w:r>
+        <w:t xml:space="preserve">är typisk art för </w:t>
+      </w:r>
+      <w:r>
+        <w:rPr>
+          <w:i/>
+        </w:rPr>
+        <w:t xml:space="preserve">9190 Näringsfattig ekskog </w:t>
+      </w:r>
+      <w:r>
+        <w:t>(SLU Artdatabanken, 2025).</w:t>
+      </w:r>
+    </w:p>
+    <w:p>
+      <w:r>
+        <w:rPr>
+          <w:b/>
+        </w:rPr>
+        <w:t xml:space="preserve">Stjärnstarr </w:t>
+      </w:r>
+      <w:r>
+        <w:t xml:space="preserve">är typisk art för </w:t>
+      </w:r>
+      <w:r>
+        <w:rPr>
+          <w:i/>
+        </w:rPr>
+        <w:t xml:space="preserve">9740 Skogsbevuxen myr, 7310 Aapamyrar </w:t>
+      </w:r>
+      <w:r>
+        <w:t>och</w:t>
+      </w:r>
+      <w:r>
+        <w:rPr>
+          <w:i/>
+        </w:rPr>
+        <w:t xml:space="preserve"> 6410 Fuktängar </w:t>
+      </w:r>
+      <w:r>
+        <w:t>(SLU Artdatabanken, 2025).</w:t>
+      </w:r>
+    </w:p>
+    <w:p>
+      <w:r>
+        <w:rPr>
+          <w:b/>
+        </w:rPr>
+        <w:t>Ängskovall</w:t>
+      </w:r>
+      <w:r>
+        <w:t xml:space="preserve"> är typisk art för </w:t>
+      </w:r>
+      <w:r>
+        <w:rPr>
+          <w:i/>
+        </w:rPr>
+        <w:t xml:space="preserve">9190 Näringsfattig ekskog </w:t>
+      </w:r>
+      <w:r>
+        <w:t>(SLU Artdatabanken, 2025).</w:t>
       </w:r>
     </w:p>
     <w:p>
@@ -373,7 +502,7 @@
         <w:rPr>
           <w:i/>
         </w:rPr>
-        <w:t>I det avverkningsanmälda skogsområdet har 3 naturvårdsarter varav 2 rödlistade arter sina livsmiljöer och växtplatser.</w:t>
+        <w:t>I det avverkningsanmälda skogsområdet har 9 naturvårdsarter varav 2 rödlistade arter sina livsmiljöer och växtplatser.</w:t>
       </w:r>
     </w:p>
     <w:p>
@@ -774,7 +903,7 @@
     <w:r>
       <w:tab/>
       <w:tab/>
-      <w:t>2026-10-19</w:t>
+      <w:t>2026-10-20</w:t>
       <w:br/>
       <w:br/>
     </w:r>

--- a/klagomål/A 6890-2026 FSC-klagomål.docx
+++ b/klagomål/A 6890-2026 FSC-klagomål.docx
@@ -903,7 +903,7 @@
     <w:r>
       <w:tab/>
       <w:tab/>
-      <w:t>2026-10-20</w:t>
+      <w:t>2026-10-21</w:t>
       <w:br/>
       <w:br/>
     </w:r>

--- a/klagomål/A 6890-2026 FSC-klagomål.docx
+++ b/klagomål/A 6890-2026 FSC-klagomål.docx
@@ -903,7 +903,7 @@
     <w:r>
       <w:tab/>
       <w:tab/>
-      <w:t>2026-10-21</w:t>
+      <w:t>2026-10-22</w:t>
       <w:br/>
       <w:br/>
     </w:r>

--- a/klagomål/A 6890-2026 FSC-klagomål.docx
+++ b/klagomål/A 6890-2026 FSC-klagomål.docx
@@ -903,7 +903,7 @@
     <w:r>
       <w:tab/>
       <w:tab/>
-      <w:t>2026-10-22</w:t>
+      <w:t>2026-10-23</w:t>
       <w:br/>
       <w:br/>
     </w:r>

--- a/klagomål/A 6890-2026 FSC-klagomål.docx
+++ b/klagomål/A 6890-2026 FSC-klagomål.docx
@@ -903,7 +903,7 @@
     <w:r>
       <w:tab/>
       <w:tab/>
-      <w:t>2026-10-23</w:t>
+      <w:t>2026-10-24</w:t>
       <w:br/>
       <w:br/>
     </w:r>

--- a/klagomål/A 6890-2026 FSC-klagomål.docx
+++ b/klagomål/A 6890-2026 FSC-klagomål.docx
@@ -903,7 +903,7 @@
     <w:r>
       <w:tab/>
       <w:tab/>
-      <w:t>2026-10-24</w:t>
+      <w:t>2026-10-25</w:t>
       <w:br/>
       <w:br/>
     </w:r>

--- a/klagomål/A 6890-2026 FSC-klagomål.docx
+++ b/klagomål/A 6890-2026 FSC-klagomål.docx
@@ -903,7 +903,7 @@
     <w:r>
       <w:tab/>
       <w:tab/>
-      <w:t>2026-10-25</w:t>
+      <w:t>2026-10-26</w:t>
       <w:br/>
       <w:br/>
     </w:r>

--- a/klagomål/A 6890-2026 FSC-klagomål.docx
+++ b/klagomål/A 6890-2026 FSC-klagomål.docx
@@ -903,7 +903,7 @@
     <w:r>
       <w:tab/>
       <w:tab/>
-      <w:t>2026-10-26</w:t>
+      <w:t>2026-10-27</w:t>
       <w:br/>
       <w:br/>
     </w:r>

--- a/klagomål/A 6890-2026 FSC-klagomål.docx
+++ b/klagomål/A 6890-2026 FSC-klagomål.docx
@@ -903,7 +903,7 @@
     <w:r>
       <w:tab/>
       <w:tab/>
-      <w:t>2026-10-27</w:t>
+      <w:t>2026-10-28</w:t>
       <w:br/>
       <w:br/>
     </w:r>

--- a/klagomål/A 6890-2026 FSC-klagomål.docx
+++ b/klagomål/A 6890-2026 FSC-klagomål.docx
@@ -903,7 +903,7 @@
     <w:r>
       <w:tab/>
       <w:tab/>
-      <w:t>2026-10-28</w:t>
+      <w:t>2026-10-29</w:t>
       <w:br/>
       <w:br/>
     </w:r>

--- a/klagomål/A 6890-2026 FSC-klagomål.docx
+++ b/klagomål/A 6890-2026 FSC-klagomål.docx
@@ -903,7 +903,7 @@
     <w:r>
       <w:tab/>
       <w:tab/>
-      <w:t>2026-10-29</w:t>
+      <w:t>2026-10-31</w:t>
       <w:br/>
       <w:br/>
     </w:r>
